--- a/public/templates/gfr-fo-12-template.docx
+++ b/public/templates/gfr-fo-12-template.docx
@@ -446,6 +446,17 @@
           <w:trHeight w:val="600"/>
         </w:trPr>
         <w:tc>
+          <w:tcPr>
+            <w:tcW w:w="416" w:type="dxa"/>
+            <w:tcBorders>
+              <w:top w:val="nil"/>
+              <w:left w:val="single" w:sz="8" w:space="0" w:color="auto"/>
+              <w:bottom w:val="single" w:sz="4" w:space="0" w:color="auto"/>
+              <w:right w:val="single" w:sz="4" w:space="0" w:color="auto"/>
+            </w:tcBorders>
+            <w:vAlign w:val="center"/>
+            <w:hideMark/>
+          </w:tcPr>
           <w:p>
             <w:r>
               <w:t xml:space="preserve">{#filas}{numero}</w:t>
@@ -453,6 +464,17 @@
           </w:p>
         </w:tc>
         <w:tc>
+          <w:tcPr>
+            <w:tcW w:w="2693" w:type="dxa"/>
+            <w:tcBorders>
+              <w:top w:val="nil"/>
+              <w:left w:val="nil"/>
+              <w:bottom w:val="single" w:sz="4" w:space="0" w:color="auto"/>
+              <w:right w:val="single" w:sz="4" w:space="0" w:color="auto"/>
+            </w:tcBorders>
+            <w:vAlign w:val="center"/>
+            <w:hideMark/>
+          </w:tcPr>
           <w:p>
             <w:r>
               <w:t xml:space="preserve">{descripcion}</w:t>
@@ -460,6 +482,17 @@
           </w:p>
         </w:tc>
         <w:tc>
+          <w:tcPr>
+            <w:tcW w:w="772" w:type="dxa"/>
+            <w:tcBorders>
+              <w:top w:val="nil"/>
+              <w:left w:val="nil"/>
+              <w:bottom w:val="single" w:sz="4" w:space="0" w:color="auto"/>
+              <w:right w:val="single" w:sz="4" w:space="0" w:color="auto"/>
+            </w:tcBorders>
+            <w:vAlign w:val="center"/>
+            <w:hideMark/>
+          </w:tcPr>
           <w:p>
             <w:r>
               <w:t xml:space="preserve">{pago1}</w:t>
@@ -467,6 +500,18 @@
           </w:p>
         </w:tc>
         <w:tc>
+          <w:tcPr>
+            <w:tcW w:w="709" w:type="dxa"/>
+            <w:tcBorders>
+              <w:top w:val="nil"/>
+              <w:left w:val="nil"/>
+              <w:bottom w:val="single" w:sz="4" w:space="0" w:color="auto"/>
+              <w:right w:val="single" w:sz="4" w:space="0" w:color="auto"/>
+            </w:tcBorders>
+            <w:noWrap/>
+            <w:vAlign w:val="center"/>
+            <w:hideMark/>
+          </w:tcPr>
           <w:p>
             <w:r>
               <w:t xml:space="preserve">{pago2}</w:t>
@@ -474,6 +519,18 @@
           </w:p>
         </w:tc>
         <w:tc>
+          <w:tcPr>
+            <w:tcW w:w="850" w:type="dxa"/>
+            <w:tcBorders>
+              <w:top w:val="nil"/>
+              <w:left w:val="nil"/>
+              <w:bottom w:val="single" w:sz="4" w:space="0" w:color="auto"/>
+              <w:right w:val="single" w:sz="4" w:space="0" w:color="auto"/>
+            </w:tcBorders>
+            <w:noWrap/>
+            <w:vAlign w:val="center"/>
+            <w:hideMark/>
+          </w:tcPr>
           <w:p>
             <w:r>
               <w:t xml:space="preserve">{pagoUltimo}</w:t>
@@ -481,6 +538,18 @@
           </w:p>
         </w:tc>
         <w:tc>
+          <w:tcPr>
+            <w:tcW w:w="709" w:type="dxa"/>
+            <w:tcBorders>
+              <w:top w:val="nil"/>
+              <w:left w:val="nil"/>
+              <w:bottom w:val="single" w:sz="4" w:space="0" w:color="auto"/>
+              <w:right w:val="single" w:sz="4" w:space="0" w:color="auto"/>
+            </w:tcBorders>
+            <w:noWrap/>
+            <w:vAlign w:val="center"/>
+            <w:hideMark/>
+          </w:tcPr>
           <w:p>
             <w:r>
               <w:t xml:space="preserve">{pagoUnico}</w:t>
@@ -488,6 +557,17 @@
           </w:p>
         </w:tc>
         <w:tc>
+          <w:tcPr>
+            <w:tcW w:w="3010" w:type="dxa"/>
+            <w:tcBorders>
+              <w:top w:val="nil"/>
+              <w:left w:val="nil"/>
+              <w:bottom w:val="single" w:sz="4" w:space="0" w:color="auto"/>
+              <w:right w:val="single" w:sz="4" w:space="0" w:color="auto"/>
+            </w:tcBorders>
+            <w:vAlign w:val="center"/>
+            <w:hideMark/>
+          </w:tcPr>
           <w:p>
             <w:r>
               <w:t xml:space="preserve">{nota}</w:t>
@@ -495,6 +575,18 @@
           </w:p>
         </w:tc>
         <w:tc>
+          <w:tcPr>
+            <w:tcW w:w="959" w:type="dxa"/>
+            <w:tcBorders>
+              <w:top w:val="nil"/>
+              <w:left w:val="nil"/>
+              <w:bottom w:val="single" w:sz="4" w:space="0" w:color="auto"/>
+              <w:right w:val="single" w:sz="8" w:space="0" w:color="auto"/>
+            </w:tcBorders>
+            <w:noWrap/>
+            <w:vAlign w:val="center"/>
+            <w:hideMark/>
+          </w:tcPr>
           <w:p>
             <w:r>
               <w:t xml:space="preserve">{entrega}{/filas}</w:t>
@@ -664,71 +756,6 @@
           <w:szCs w:val="20"/>
         </w:rPr>
       </w:pPr>
-      <w:r>
-        <w:rPr>
-          <w:rFonts w:ascii="Calibri cuerpo" w:hAnsi="Calibri cuerpo" w:cstheme="majorHAnsi"/>
-          <w:b/>
-          <w:noProof/>
-          <w:color w:val="000000" w:themeColor="text1"/>
-          <w:sz w:val="24"/>
-          <w:szCs w:val="24"/>
-        </w:rPr>
-        <w:drawing>
-          <wp:anchor distT="0" distB="0" distL="114300" distR="114300" simplePos="0" relativeHeight="251658240" behindDoc="0" locked="0" layoutInCell="1" allowOverlap="1" wp14:anchorId="26CDB0AE" wp14:editId="26E9DC9E">
-            <wp:simplePos x="0" y="0"/>
-            <wp:positionH relativeFrom="column">
-              <wp:posOffset>492760</wp:posOffset>
-            </wp:positionH>
-            <wp:positionV relativeFrom="paragraph">
-              <wp:posOffset>88583</wp:posOffset>
-            </wp:positionV>
-            <wp:extent cx="828675" cy="371475"/>
-            <wp:effectExtent l="0" t="0" r="9525" b="9525"/>
-            <wp:wrapNone/>
-            <wp:docPr id="733943742" name="Imagen 1"/>
-            <wp:cNvGraphicFramePr>
-              <a:graphicFrameLocks xmlns:a="http://schemas.openxmlformats.org/drawingml/2006/main" noChangeAspect="1"/>
-            </wp:cNvGraphicFramePr>
-            <a:graphic xmlns:a="http://schemas.openxmlformats.org/drawingml/2006/main">
-              <a:graphicData uri="http://schemas.openxmlformats.org/drawingml/2006/picture">
-                <pic:pic xmlns:pic="http://schemas.openxmlformats.org/drawingml/2006/picture">
-                  <pic:nvPicPr>
-                    <pic:cNvPr id="733943742" name="Imagen 733943742"/>
-                    <pic:cNvPicPr/>
-                  </pic:nvPicPr>
-                  <pic:blipFill>
-                    <a:blip r:embed="rId11" cstate="print">
-                      <a:extLst>
-                        <a:ext uri="{28A0092B-C50C-407E-A947-70E740481C1C}">
-                          <a14:useLocalDpi xmlns:a14="http://schemas.microsoft.com/office/drawing/2010/main" val="0"/>
-                        </a:ext>
-                      </a:extLst>
-                    </a:blip>
-                    <a:stretch>
-                      <a:fillRect/>
-                    </a:stretch>
-                  </pic:blipFill>
-                  <pic:spPr>
-                    <a:xfrm>
-                      <a:off x="0" y="0"/>
-                      <a:ext cx="828675" cy="371475"/>
-                    </a:xfrm>
-                    <a:prstGeom prst="rect">
-                      <a:avLst/>
-                    </a:prstGeom>
-                  </pic:spPr>
-                </pic:pic>
-              </a:graphicData>
-            </a:graphic>
-            <wp14:sizeRelH relativeFrom="page">
-              <wp14:pctWidth>0</wp14:pctWidth>
-            </wp14:sizeRelH>
-            <wp14:sizeRelV relativeFrom="page">
-              <wp14:pctHeight>0</wp14:pctHeight>
-            </wp14:sizeRelV>
-          </wp:anchor>
-        </w:drawing>
-      </w:r>
     </w:p>
     <w:p>
       <w:pPr>
@@ -1150,12 +1177,12 @@
       </w:r>
     </w:p>
     <w:sectPr>
-      <w:headerReference w:type="even" r:id="rId12"/>
-      <w:headerReference w:type="default" r:id="rId13"/>
-      <w:footerReference w:type="even" r:id="rId14"/>
-      <w:footerReference w:type="default" r:id="rId15"/>
-      <w:headerReference w:type="first" r:id="rId16"/>
-      <w:footerReference w:type="first" r:id="rId17"/>
+      <w:headerReference w:type="even" r:id="rId11"/>
+      <w:headerReference w:type="default" r:id="rId12"/>
+      <w:footerReference w:type="even" r:id="rId13"/>
+      <w:footerReference w:type="default" r:id="rId14"/>
+      <w:headerReference w:type="first" r:id="rId15"/>
+      <w:footerReference w:type="first" r:id="rId16"/>
       <w:pgSz w:w="12240" w:h="15840"/>
       <w:pgMar w:top="1418" w:right="1418" w:bottom="1418" w:left="1418" w:header="1134" w:footer="567" w:gutter="0"/>
       <w:pgNumType w:start="1"/>
@@ -2670,12 +2697,6 @@
 </file>
 
 <file path=customXml/item1.xml><?xml version="1.0" encoding="utf-8"?>
-<go:gDocsCustomXmlDataStorage xmlns:go="http://customooxmlschemas.google.com/" xmlns:r="http://schemas.openxmlformats.org/officeDocument/2006/relationships">
-  <go:docsCustomData xmlns:go="http://customooxmlschemas.google.com/" roundtripDataSignature="AMtx7mgTiSo4qkuL0tahMrkiWIdWZ9xUnQ==">AMUW2mVQFo//YFLrukGoZXA/1DSTuANU1fU85xYzCJZryY8rmPKil0SHwfyVGsTRA17Q2Q+Qt//1u5ErcmGDYw+JrduHomdLX4Gj7VmnMN6RanEJti/lhsJF5K0z1H1ImEycpkNsbRLd</go:docsCustomData>
-</go:gDocsCustomXmlDataStorage>
-</file>
-
-<file path=customXml/item2.xml><?xml version="1.0" encoding="utf-8"?>
 <ct:contentTypeSchema xmlns:ct="http://schemas.microsoft.com/office/2006/metadata/contentType" xmlns:ma="http://schemas.microsoft.com/office/2006/metadata/properties/metaAttributes" ct:_="" ma:_="" ma:contentTypeName="Documento" ma:contentTypeID="0x0101006098FC569B2E844387057BC377073F07" ma:contentTypeVersion="14" ma:contentTypeDescription="Crear nuevo documento." ma:contentTypeScope="" ma:versionID="a1e562420dc294ed62ccd2f77b457a64">
   <xsd:schema xmlns:xsd="http://www.w3.org/2001/XMLSchema" xmlns:xs="http://www.w3.org/2001/XMLSchema" xmlns:p="http://schemas.microsoft.com/office/2006/metadata/properties" xmlns:ns2="54909ea9-b8a6-49fb-80e9-be6d07efd491" xmlns:ns3="0114b50f-9d75-4745-893c-845a73c5ba4a" targetNamespace="http://schemas.microsoft.com/office/2006/metadata/properties" ma:root="true" ma:fieldsID="b191f6e8884aab5c11f83754b5d6b2f9" ns2:_="" ns3:_="">
     <xsd:import namespace="54909ea9-b8a6-49fb-80e9-be6d07efd491"/>
@@ -2906,8 +2927,19 @@
 </ct:contentTypeSchema>
 </file>
 
+<file path=customXml/item2.xml><?xml version="1.0" encoding="utf-8"?>
+<go:gDocsCustomXmlDataStorage xmlns:go="http://customooxmlschemas.google.com/" xmlns:r="http://schemas.openxmlformats.org/officeDocument/2006/relationships">
+  <go:docsCustomData xmlns:go="http://customooxmlschemas.google.com/" roundtripDataSignature="AMtx7mgTiSo4qkuL0tahMrkiWIdWZ9xUnQ==">AMUW2mVQFo//YFLrukGoZXA/1DSTuANU1fU85xYzCJZryY8rmPKil0SHwfyVGsTRA17Q2Q+Qt//1u5ErcmGDYw+JrduHomdLX4Gj7VmnMN6RanEJti/lhsJF5K0z1H1ImEycpkNsbRLd</go:docsCustomData>
+</go:gDocsCustomXmlDataStorage>
+</file>
+
 <file path=customXml/item3.xml><?xml version="1.0" encoding="utf-8"?>
-<b:Sources xmlns:b="http://schemas.openxmlformats.org/officeDocument/2006/bibliography" xmlns="http://schemas.openxmlformats.org/officeDocument/2006/bibliography" SelectedStyle="\APASixthEditionOfficeOnline.xsl" StyleName="APA" Version="6"/>
+<?mso-contentType ?>
+<FormTemplates xmlns="http://schemas.microsoft.com/sharepoint/v3/contenttype/forms">
+  <Display>DocumentLibraryForm</Display>
+  <Edit>DocumentLibraryForm</Edit>
+  <New>DocumentLibraryForm</New>
+</FormTemplates>
 </file>
 
 <file path=customXml/item4.xml><?xml version="1.0" encoding="utf-8"?>
@@ -2922,24 +2954,10 @@
 </file>
 
 <file path=customXml/item5.xml><?xml version="1.0" encoding="utf-8"?>
-<?mso-contentType ?>
-<FormTemplates xmlns="http://schemas.microsoft.com/sharepoint/v3/contenttype/forms">
-  <Display>DocumentLibraryForm</Display>
-  <Edit>DocumentLibraryForm</Edit>
-  <New>DocumentLibraryForm</New>
-</FormTemplates>
+<b:Sources xmlns:b="http://schemas.openxmlformats.org/officeDocument/2006/bibliography" xmlns="http://schemas.openxmlformats.org/officeDocument/2006/bibliography" SelectedStyle="\APASixthEditionOfficeOnline.xsl" StyleName="APA" Version="6"/>
 </file>
 
 <file path=customXml/itemProps1.xml><?xml version="1.0" encoding="utf-8"?>
-<ds:datastoreItem xmlns:ds="http://schemas.openxmlformats.org/officeDocument/2006/customXml" ds:itemID="{11111111-1234-1234-1234-123412341234}">
-  <ds:schemaRefs>
-    <ds:schemaRef ds:uri="http://customooxmlschemas.google.com/"/>
-    <ds:schemaRef ds:uri="http://schemas.openxmlformats.org/officeDocument/2006/relationships"/>
-  </ds:schemaRefs>
-</ds:datastoreItem>
-</file>
-
-<file path=customXml/itemProps2.xml><?xml version="1.0" encoding="utf-8"?>
 <ds:datastoreItem xmlns:ds="http://schemas.openxmlformats.org/officeDocument/2006/customXml" ds:itemID="{23A876D6-7B84-4C00-A64B-DEABB65E4BC9}">
   <ds:schemaRefs>
     <ds:schemaRef ds:uri="http://schemas.microsoft.com/office/2006/metadata/contentType"/>
@@ -2958,10 +2976,19 @@
 </ds:datastoreItem>
 </file>
 
+<file path=customXml/itemProps2.xml><?xml version="1.0" encoding="utf-8"?>
+<ds:datastoreItem xmlns:ds="http://schemas.openxmlformats.org/officeDocument/2006/customXml" ds:itemID="{11111111-1234-1234-1234-123412341234}">
+  <ds:schemaRefs>
+    <ds:schemaRef ds:uri="http://customooxmlschemas.google.com/"/>
+    <ds:schemaRef ds:uri="http://schemas.openxmlformats.org/officeDocument/2006/relationships"/>
+  </ds:schemaRefs>
+</ds:datastoreItem>
+</file>
+
 <file path=customXml/itemProps3.xml><?xml version="1.0" encoding="utf-8"?>
-<ds:datastoreItem xmlns:ds="http://schemas.openxmlformats.org/officeDocument/2006/customXml" ds:itemID="{92C0A058-CFFA-49A7-9283-BDD5A2121A84}">
+<ds:datastoreItem xmlns:ds="http://schemas.openxmlformats.org/officeDocument/2006/customXml" ds:itemID="{DC364441-0C44-47C1-A040-06CF8291C957}">
   <ds:schemaRefs>
-    <ds:schemaRef ds:uri="http://schemas.openxmlformats.org/officeDocument/2006/bibliography"/>
+    <ds:schemaRef ds:uri="http://schemas.microsoft.com/sharepoint/v3/contenttype/forms"/>
   </ds:schemaRefs>
 </ds:datastoreItem>
 </file>
@@ -2978,9 +3005,9 @@
 </file>
 
 <file path=customXml/itemProps5.xml><?xml version="1.0" encoding="utf-8"?>
-<ds:datastoreItem xmlns:ds="http://schemas.openxmlformats.org/officeDocument/2006/customXml" ds:itemID="{DC364441-0C44-47C1-A040-06CF8291C957}">
+<ds:datastoreItem xmlns:ds="http://schemas.openxmlformats.org/officeDocument/2006/customXml" ds:itemID="{92C0A058-CFFA-49A7-9283-BDD5A2121A84}">
   <ds:schemaRefs>
-    <ds:schemaRef ds:uri="http://schemas.microsoft.com/sharepoint/v3/contenttype/forms"/>
+    <ds:schemaRef ds:uri="http://schemas.openxmlformats.org/officeDocument/2006/bibliography"/>
   </ds:schemaRefs>
 </ds:datastoreItem>
 </file>
--- a/public/templates/gfr-fo-12-template.docx
+++ b/public/templates/gfr-fo-12-template.docx
@@ -771,6 +771,9 @@
     </w:p>
     <w:p>
       <w:pPr>
+        <w:tabs>
+          <w:tab w:val="left" w:pos="4500"/>
+        </w:tabs>
         <w:rPr>
           <w:rFonts w:ascii="Arial" w:hAnsi="Arial" w:cs="Arial"/>
         </w:rPr>
@@ -785,7 +788,7 @@
         <w:rPr>
           <w:rFonts w:ascii="Arial" w:hAnsi="Arial" w:cs="Arial"/>
         </w:rPr>
-        <w:t xml:space="preserve">    </w:t>
+        <w:tab/>
       </w:r>
       <w:r>
         <w:rPr>
@@ -796,121 +799,37 @@
     </w:p>
     <w:p>
       <w:pPr>
-        <w:spacing w:after="0"/>
-        <w:jc w:val="both"/>
-        <w:rPr>
-          <w:rFonts w:ascii="Arial" w:hAnsi="Arial" w:cs="Arial"/>
-          <w:b/>
-          <w:bCs/>
-          <w:color w:val="000000" w:themeColor="text1"/>
-          <w:sz w:val="20"/>
-          <w:szCs w:val="20"/>
-        </w:rPr>
-      </w:pPr>
-      <w:r>
-        <w:rPr>
-          <w:rFonts w:ascii="Arial" w:hAnsi="Arial" w:cs="Arial"/>
-          <w:b/>
-          <w:bCs/>
-          <w:color w:val="000000" w:themeColor="text1"/>
-          <w:sz w:val="20"/>
-          <w:szCs w:val="20"/>
-        </w:rPr>
-        <w:t>FIRMA</w:t>
-      </w:r>
-      <w:r>
-        <w:rPr>
-          <w:rFonts w:ascii="Arial" w:hAnsi="Arial" w:cs="Arial"/>
-          <w:b/>
-          <w:bCs/>
-          <w:color w:val="000000" w:themeColor="text1"/>
-          <w:sz w:val="20"/>
-          <w:szCs w:val="20"/>
+        <w:tabs>
+          <w:tab w:val="left" w:pos="4500"/>
+        </w:tabs>
+        <w:rPr>
+          <w:rFonts w:ascii="Arial" w:hAnsi="Arial" w:cs="Arial"/>
+        </w:rPr>
+      </w:pPr>
+      <w:r>
+        <w:rPr>
+          <w:rFonts w:ascii="Arial" w:hAnsi="Arial" w:cs="Arial"/>
+        </w:rPr>
+        <w:t xml:space="preserve">FIRMA</w:t>
+      </w:r>
+      <w:r>
+        <w:rPr>
+          <w:rFonts w:ascii="Arial" w:hAnsi="Arial" w:cs="Arial"/>
         </w:rPr>
         <w:tab/>
       </w:r>
       <w:r>
         <w:rPr>
           <w:rFonts w:ascii="Arial" w:hAnsi="Arial" w:cs="Arial"/>
-          <w:b/>
-          <w:bCs/>
-          <w:color w:val="000000" w:themeColor="text1"/>
-          <w:sz w:val="20"/>
-          <w:szCs w:val="20"/>
-        </w:rPr>
-        <w:tab/>
-      </w:r>
-      <w:r>
-        <w:rPr>
-          <w:rFonts w:ascii="Arial" w:hAnsi="Arial" w:cs="Arial"/>
-          <w:b/>
-          <w:bCs/>
-          <w:color w:val="000000" w:themeColor="text1"/>
-          <w:sz w:val="20"/>
-          <w:szCs w:val="20"/>
-        </w:rPr>
-        <w:tab/>
-      </w:r>
-      <w:r>
-        <w:rPr>
-          <w:rFonts w:ascii="Arial" w:hAnsi="Arial" w:cs="Arial"/>
-          <w:b/>
-          <w:bCs/>
-          <w:color w:val="000000" w:themeColor="text1"/>
-          <w:sz w:val="20"/>
-          <w:szCs w:val="20"/>
-        </w:rPr>
-        <w:tab/>
-      </w:r>
-      <w:r>
-        <w:rPr>
-          <w:rFonts w:ascii="Arial" w:hAnsi="Arial" w:cs="Arial"/>
-          <w:b/>
-          <w:bCs/>
-          <w:color w:val="000000" w:themeColor="text1"/>
-          <w:sz w:val="20"/>
-          <w:szCs w:val="20"/>
-        </w:rPr>
-        <w:tab/>
-      </w:r>
-      <w:r>
-        <w:rPr>
-          <w:rFonts w:ascii="Arial" w:hAnsi="Arial" w:cs="Arial"/>
-          <w:b/>
-          <w:bCs/>
-          <w:color w:val="000000" w:themeColor="text1"/>
-          <w:sz w:val="20"/>
-          <w:szCs w:val="20"/>
-        </w:rPr>
-        <w:tab/>
-      </w:r>
-      <w:r>
-        <w:rPr>
-          <w:rFonts w:ascii="Arial" w:hAnsi="Arial" w:cs="Arial"/>
-          <w:b/>
-          <w:bCs/>
-          <w:color w:val="000000" w:themeColor="text1"/>
-          <w:sz w:val="20"/>
-          <w:szCs w:val="20"/>
-        </w:rPr>
-        <w:tab/>
-      </w:r>
-      <w:proofErr w:type="spellStart"/>
-      <w:r>
-        <w:rPr>
-          <w:rFonts w:ascii="Arial" w:hAnsi="Arial" w:cs="Arial"/>
-          <w:b/>
-          <w:bCs/>
-          <w:color w:val="000000" w:themeColor="text1"/>
-          <w:sz w:val="20"/>
-          <w:szCs w:val="20"/>
-        </w:rPr>
-        <w:t>FIRMA</w:t>
-      </w:r>
-      <w:proofErr w:type="spellEnd"/>
+        </w:rPr>
+        <w:t xml:space="preserve">FIRMA</w:t>
+      </w:r>
     </w:p>
     <w:p>
       <w:pPr>
+        <w:tabs>
+          <w:tab w:val="left" w:pos="4500"/>
+        </w:tabs>
         <w:rPr>
           <w:rFonts w:ascii="Arial" w:hAnsi="Arial" w:cs="Arial"/>
         </w:rPr>
@@ -925,11 +844,20 @@
         <w:rPr>
           <w:rFonts w:ascii="Arial" w:hAnsi="Arial" w:cs="Arial"/>
         </w:rPr>
-        <w:t xml:space="preserve">    NOMBRE: {supervisorNombre}</w:t>
+        <w:tab/>
+      </w:r>
+      <w:r>
+        <w:rPr>
+          <w:rFonts w:ascii="Arial" w:hAnsi="Arial" w:cs="Arial"/>
+        </w:rPr>
+        <w:t xml:space="preserve">NOMBRE: {supervisorNombre}</w:t>
       </w:r>
     </w:p>
     <w:p>
       <w:pPr>
+        <w:tabs>
+          <w:tab w:val="left" w:pos="4500"/>
+        </w:tabs>
         <w:rPr>
           <w:rFonts w:ascii="Arial" w:hAnsi="Arial" w:cs="Arial"/>
         </w:rPr>
@@ -944,85 +872,41 @@
         <w:rPr>
           <w:rFonts w:ascii="Arial" w:hAnsi="Arial" w:cs="Arial"/>
         </w:rPr>
-        <w:t xml:space="preserve">    CÉDULA: {supervisorCedula}</w:t>
+        <w:tab/>
+      </w:r>
+      <w:r>
+        <w:rPr>
+          <w:rFonts w:ascii="Arial" w:hAnsi="Arial" w:cs="Arial"/>
+        </w:rPr>
+        <w:t xml:space="preserve">CÉDULA: {supervisorCedula}</w:t>
       </w:r>
     </w:p>
     <w:p>
       <w:pPr>
-        <w:spacing w:after="0"/>
-        <w:jc w:val="both"/>
-        <w:rPr>
-          <w:rFonts w:ascii="Arial" w:hAnsi="Arial" w:cs="Arial"/>
-          <w:b/>
-          <w:bCs/>
-          <w:color w:val="000000" w:themeColor="text1"/>
-          <w:sz w:val="20"/>
-          <w:szCs w:val="20"/>
-        </w:rPr>
-      </w:pPr>
-      <w:r>
-        <w:rPr>
-          <w:rFonts w:ascii="Arial" w:hAnsi="Arial" w:cs="Arial"/>
-          <w:color w:val="000000" w:themeColor="text1"/>
-          <w:sz w:val="20"/>
-          <w:szCs w:val="20"/>
-        </w:rPr>
-        <w:t>Prestador de S</w:t>
-      </w:r>
-      <w:r>
-        <w:rPr>
-          <w:rFonts w:ascii="Arial" w:hAnsi="Arial" w:cs="Arial"/>
-          <w:color w:val="000000" w:themeColor="text1"/>
-          <w:sz w:val="20"/>
-          <w:szCs w:val="20"/>
-        </w:rPr>
-        <w:t>ervicios</w:t>
-      </w:r>
-      <w:r>
-        <w:rPr>
-          <w:rFonts w:ascii="Arial" w:hAnsi="Arial" w:cs="Arial"/>
-          <w:color w:val="000000" w:themeColor="text1"/>
-          <w:sz w:val="20"/>
-          <w:szCs w:val="20"/>
+        <w:tabs>
+          <w:tab w:val="left" w:pos="4500"/>
+        </w:tabs>
+        <w:rPr>
+          <w:rFonts w:ascii="Arial" w:hAnsi="Arial" w:cs="Arial"/>
+        </w:rPr>
+      </w:pPr>
+      <w:r>
+        <w:rPr>
+          <w:rFonts w:ascii="Arial" w:hAnsi="Arial" w:cs="Arial"/>
+        </w:rPr>
+        <w:t xml:space="preserve">Prestador de Servicios</w:t>
+      </w:r>
+      <w:r>
+        <w:rPr>
+          <w:rFonts w:ascii="Arial" w:hAnsi="Arial" w:cs="Arial"/>
         </w:rPr>
         <w:tab/>
       </w:r>
       <w:r>
         <w:rPr>
           <w:rFonts w:ascii="Arial" w:hAnsi="Arial" w:cs="Arial"/>
-          <w:color w:val="000000" w:themeColor="text1"/>
-          <w:sz w:val="20"/>
-          <w:szCs w:val="20"/>
-        </w:rPr>
-        <w:tab/>
-      </w:r>
-      <w:r>
-        <w:rPr>
-          <w:rFonts w:ascii="Arial" w:hAnsi="Arial" w:cs="Arial"/>
-          <w:color w:val="000000" w:themeColor="text1"/>
-          <w:sz w:val="20"/>
-          <w:szCs w:val="20"/>
-        </w:rPr>
-        <w:tab/>
-      </w:r>
-      <w:r>
-        <w:rPr>
-          <w:rFonts w:ascii="Arial" w:hAnsi="Arial" w:cs="Arial"/>
-          <w:color w:val="000000" w:themeColor="text1"/>
-          <w:sz w:val="20"/>
-          <w:szCs w:val="20"/>
-        </w:rPr>
-        <w:tab/>
-      </w:r>
-      <w:r>
-        <w:rPr>
-          <w:rFonts w:ascii="Arial" w:hAnsi="Arial" w:cs="Arial"/>
-          <w:color w:val="000000" w:themeColor="text1"/>
-          <w:sz w:val="20"/>
-          <w:szCs w:val="20"/>
-        </w:rPr>
-        <w:tab/>
-        <w:t>Supervisor</w:t>
+        </w:rPr>
+        <w:t xml:space="preserve">Supervisor</w:t>
       </w:r>
     </w:p>
     <w:p>

--- a/public/templates/gfr-fo-12-template.docx
+++ b/public/templates/gfr-fo-12-template.docx
@@ -458,7 +458,21 @@
             <w:hideMark/>
           </w:tcPr>
           <w:p>
+            <w:pPr>
+              <w:spacing w:after="0"/>
+              <w:jc w:val="center"/>
+              <w:rPr>
+                <w:rFonts w:ascii="Arial" w:hAnsi="Arial" w:cs="Arial"/>
+                <w:sz w:val="16"/>
+                <w:szCs w:val="16"/>
+              </w:rPr>
+            </w:pPr>
             <w:r>
+              <w:rPr>
+                <w:rFonts w:ascii="Arial" w:hAnsi="Arial" w:cs="Arial"/>
+                <w:sz w:val="16"/>
+                <w:szCs w:val="16"/>
+              </w:rPr>
               <w:t xml:space="preserve">{#filas}{numero}</w:t>
             </w:r>
           </w:p>
@@ -476,7 +490,21 @@
             <w:hideMark/>
           </w:tcPr>
           <w:p>
+            <w:pPr>
+              <w:spacing w:after="0"/>
+              <w:jc w:val="both"/>
+              <w:rPr>
+                <w:rFonts w:ascii="Arial" w:hAnsi="Arial" w:cs="Arial"/>
+                <w:sz w:val="16"/>
+                <w:szCs w:val="16"/>
+              </w:rPr>
+            </w:pPr>
             <w:r>
+              <w:rPr>
+                <w:rFonts w:ascii="Arial" w:hAnsi="Arial" w:cs="Arial"/>
+                <w:sz w:val="16"/>
+                <w:szCs w:val="16"/>
+              </w:rPr>
               <w:t xml:space="preserve">{descripcion}</w:t>
             </w:r>
           </w:p>
@@ -494,7 +522,21 @@
             <w:hideMark/>
           </w:tcPr>
           <w:p>
+            <w:pPr>
+              <w:spacing w:after="0"/>
+              <w:jc w:val="center"/>
+              <w:rPr>
+                <w:rFonts w:ascii="Arial" w:hAnsi="Arial" w:cs="Arial"/>
+                <w:sz w:val="16"/>
+                <w:szCs w:val="16"/>
+              </w:rPr>
+            </w:pPr>
             <w:r>
+              <w:rPr>
+                <w:rFonts w:ascii="Arial" w:hAnsi="Arial" w:cs="Arial"/>
+                <w:sz w:val="16"/>
+                <w:szCs w:val="16"/>
+              </w:rPr>
               <w:t xml:space="preserve">{pago1}</w:t>
             </w:r>
           </w:p>
@@ -513,7 +555,21 @@
             <w:hideMark/>
           </w:tcPr>
           <w:p>
+            <w:pPr>
+              <w:spacing w:after="0"/>
+              <w:jc w:val="center"/>
+              <w:rPr>
+                <w:rFonts w:ascii="Arial" w:hAnsi="Arial" w:cs="Arial"/>
+                <w:sz w:val="16"/>
+                <w:szCs w:val="16"/>
+              </w:rPr>
+            </w:pPr>
             <w:r>
+              <w:rPr>
+                <w:rFonts w:ascii="Arial" w:hAnsi="Arial" w:cs="Arial"/>
+                <w:sz w:val="16"/>
+                <w:szCs w:val="16"/>
+              </w:rPr>
               <w:t xml:space="preserve">{pago2}</w:t>
             </w:r>
           </w:p>
@@ -532,7 +588,21 @@
             <w:hideMark/>
           </w:tcPr>
           <w:p>
+            <w:pPr>
+              <w:spacing w:after="0"/>
+              <w:jc w:val="center"/>
+              <w:rPr>
+                <w:rFonts w:ascii="Arial" w:hAnsi="Arial" w:cs="Arial"/>
+                <w:sz w:val="16"/>
+                <w:szCs w:val="16"/>
+              </w:rPr>
+            </w:pPr>
             <w:r>
+              <w:rPr>
+                <w:rFonts w:ascii="Arial" w:hAnsi="Arial" w:cs="Arial"/>
+                <w:sz w:val="16"/>
+                <w:szCs w:val="16"/>
+              </w:rPr>
               <w:t xml:space="preserve">{pagoUltimo}</w:t>
             </w:r>
           </w:p>
@@ -551,7 +621,21 @@
             <w:hideMark/>
           </w:tcPr>
           <w:p>
+            <w:pPr>
+              <w:spacing w:after="0"/>
+              <w:jc w:val="center"/>
+              <w:rPr>
+                <w:rFonts w:ascii="Arial" w:hAnsi="Arial" w:cs="Arial"/>
+                <w:sz w:val="16"/>
+                <w:szCs w:val="16"/>
+              </w:rPr>
+            </w:pPr>
             <w:r>
+              <w:rPr>
+                <w:rFonts w:ascii="Arial" w:hAnsi="Arial" w:cs="Arial"/>
+                <w:sz w:val="16"/>
+                <w:szCs w:val="16"/>
+              </w:rPr>
               <w:t xml:space="preserve">{pagoUnico}</w:t>
             </w:r>
           </w:p>
@@ -569,7 +653,21 @@
             <w:hideMark/>
           </w:tcPr>
           <w:p>
+            <w:pPr>
+              <w:spacing w:after="0"/>
+              <w:jc w:val="both"/>
+              <w:rPr>
+                <w:rFonts w:ascii="Arial" w:hAnsi="Arial" w:cs="Arial"/>
+                <w:sz w:val="16"/>
+                <w:szCs w:val="16"/>
+              </w:rPr>
+            </w:pPr>
             <w:r>
+              <w:rPr>
+                <w:rFonts w:ascii="Arial" w:hAnsi="Arial" w:cs="Arial"/>
+                <w:sz w:val="16"/>
+                <w:szCs w:val="16"/>
+              </w:rPr>
               <w:t xml:space="preserve">{nota}</w:t>
             </w:r>
           </w:p>
@@ -588,7 +686,21 @@
             <w:hideMark/>
           </w:tcPr>
           <w:p>
+            <w:pPr>
+              <w:spacing w:after="0"/>
+              <w:jc w:val="center"/>
+              <w:rPr>
+                <w:rFonts w:ascii="Arial" w:hAnsi="Arial" w:cs="Arial"/>
+                <w:sz w:val="16"/>
+                <w:szCs w:val="16"/>
+              </w:rPr>
+            </w:pPr>
             <w:r>
+              <w:rPr>
+                <w:rFonts w:ascii="Arial" w:hAnsi="Arial" w:cs="Arial"/>
+                <w:sz w:val="16"/>
+                <w:szCs w:val="16"/>
+              </w:rPr>
               <w:t xml:space="preserve">{entrega}{/filas}</w:t>
             </w:r>
           </w:p>
@@ -771,16 +883,21 @@
     </w:p>
     <w:p>
       <w:pPr>
+        <w:spacing w:after="0" w:line="240" w:lineRule="auto"/>
         <w:tabs>
           <w:tab w:val="left" w:pos="4500"/>
         </w:tabs>
         <w:rPr>
           <w:rFonts w:ascii="Arial" w:hAnsi="Arial" w:cs="Arial"/>
+          <w:sz w:val="20"/>
+          <w:szCs w:val="20"/>
         </w:rPr>
       </w:pPr>
       <w:r>
         <w:rPr>
           <w:rFonts w:ascii="Arial" w:hAnsi="Arial" w:cs="Arial"/>
+          <w:sz w:val="20"/>
+          <w:szCs w:val="20"/>
         </w:rPr>
         <w:t xml:space="preserve">{%contratistaFirma}</w:t>
       </w:r>
@@ -793,22 +910,31 @@
       <w:r>
         <w:rPr>
           <w:rFonts w:ascii="Arial" w:hAnsi="Arial" w:cs="Arial"/>
+          <w:sz w:val="20"/>
+          <w:szCs w:val="20"/>
         </w:rPr>
         <w:t xml:space="preserve">{%supervisorFirma}</w:t>
       </w:r>
     </w:p>
     <w:p>
       <w:pPr>
+        <w:spacing w:after="0" w:line="240" w:lineRule="auto"/>
         <w:tabs>
           <w:tab w:val="left" w:pos="4500"/>
         </w:tabs>
         <w:rPr>
           <w:rFonts w:ascii="Arial" w:hAnsi="Arial" w:cs="Arial"/>
+          <w:sz w:val="20"/>
+          <w:szCs w:val="20"/>
         </w:rPr>
       </w:pPr>
       <w:r>
         <w:rPr>
           <w:rFonts w:ascii="Arial" w:hAnsi="Arial" w:cs="Arial"/>
+          <w:b/>
+          <w:bCs/>
+          <w:sz w:val="20"/>
+          <w:szCs w:val="20"/>
         </w:rPr>
         <w:t xml:space="preserve">FIRMA</w:t>
       </w:r>
@@ -821,22 +947,33 @@
       <w:r>
         <w:rPr>
           <w:rFonts w:ascii="Arial" w:hAnsi="Arial" w:cs="Arial"/>
+          <w:b/>
+          <w:bCs/>
+          <w:sz w:val="20"/>
+          <w:szCs w:val="20"/>
         </w:rPr>
         <w:t xml:space="preserve">FIRMA</w:t>
       </w:r>
     </w:p>
     <w:p>
       <w:pPr>
+        <w:spacing w:after="0" w:line="240" w:lineRule="auto"/>
         <w:tabs>
           <w:tab w:val="left" w:pos="4500"/>
         </w:tabs>
         <w:rPr>
           <w:rFonts w:ascii="Arial" w:hAnsi="Arial" w:cs="Arial"/>
+          <w:sz w:val="20"/>
+          <w:szCs w:val="20"/>
         </w:rPr>
       </w:pPr>
       <w:r>
         <w:rPr>
           <w:rFonts w:ascii="Arial" w:hAnsi="Arial" w:cs="Arial"/>
+          <w:b/>
+          <w:bCs/>
+          <w:sz w:val="20"/>
+          <w:szCs w:val="20"/>
         </w:rPr>
         <w:t xml:space="preserve">NOMBRE: {contratistaNombre}</w:t>
       </w:r>
@@ -849,22 +986,33 @@
       <w:r>
         <w:rPr>
           <w:rFonts w:ascii="Arial" w:hAnsi="Arial" w:cs="Arial"/>
+          <w:b/>
+          <w:bCs/>
+          <w:sz w:val="20"/>
+          <w:szCs w:val="20"/>
         </w:rPr>
         <w:t xml:space="preserve">NOMBRE: {supervisorNombre}</w:t>
       </w:r>
     </w:p>
     <w:p>
       <w:pPr>
+        <w:spacing w:after="0" w:line="240" w:lineRule="auto"/>
         <w:tabs>
           <w:tab w:val="left" w:pos="4500"/>
         </w:tabs>
         <w:rPr>
           <w:rFonts w:ascii="Arial" w:hAnsi="Arial" w:cs="Arial"/>
+          <w:sz w:val="20"/>
+          <w:szCs w:val="20"/>
         </w:rPr>
       </w:pPr>
       <w:r>
         <w:rPr>
           <w:rFonts w:ascii="Arial" w:hAnsi="Arial" w:cs="Arial"/>
+          <w:b/>
+          <w:bCs/>
+          <w:sz w:val="20"/>
+          <w:szCs w:val="20"/>
         </w:rPr>
         <w:t xml:space="preserve">CÉDULA: {contratistaCedula}</w:t>
       </w:r>
@@ -877,22 +1025,31 @@
       <w:r>
         <w:rPr>
           <w:rFonts w:ascii="Arial" w:hAnsi="Arial" w:cs="Arial"/>
+          <w:b/>
+          <w:bCs/>
+          <w:sz w:val="20"/>
+          <w:szCs w:val="20"/>
         </w:rPr>
         <w:t xml:space="preserve">CÉDULA: {supervisorCedula}</w:t>
       </w:r>
     </w:p>
     <w:p>
       <w:pPr>
+        <w:spacing w:after="0" w:line="240" w:lineRule="auto"/>
         <w:tabs>
           <w:tab w:val="left" w:pos="4500"/>
         </w:tabs>
         <w:rPr>
           <w:rFonts w:ascii="Arial" w:hAnsi="Arial" w:cs="Arial"/>
+          <w:sz w:val="20"/>
+          <w:szCs w:val="20"/>
         </w:rPr>
       </w:pPr>
       <w:r>
         <w:rPr>
           <w:rFonts w:ascii="Arial" w:hAnsi="Arial" w:cs="Arial"/>
+          <w:sz w:val="20"/>
+          <w:szCs w:val="20"/>
         </w:rPr>
         <w:t xml:space="preserve">Prestador de Servicios</w:t>
       </w:r>
@@ -905,6 +1062,8 @@
       <w:r>
         <w:rPr>
           <w:rFonts w:ascii="Arial" w:hAnsi="Arial" w:cs="Arial"/>
+          <w:sz w:val="20"/>
+          <w:szCs w:val="20"/>
         </w:rPr>
         <w:t xml:space="preserve">Supervisor</w:t>
       </w:r>
